--- a/generated/sources/internal_comms/store_visit_reports/2026-10-06_PAR02_visite_IMoreau.docx
+++ b/generated/sources/internal_comms/store_visit_reports/2026-10-06_PAR02_visite_IMoreau.docx
@@ -554,7 +554,7 @@
         <w:pStyle w:val="ListBullet"/>
       </w:pPr>
       <w:r>
-        <w:t>Rupture totale de la Maire noire depuis environ le 21/09. Le cahier de liste d'attente compte plus de 60 noms (j'ai compté 64), en grande majorité des clientes coréennes et chinoises de passage à Paris 2 ou 3 jours : liste peu exploitable, la plupart seront reparties à l'arrivée du stock.</w:t>
+        <w:t>Rupture totale de la Aurea noire depuis environ le 21/09. Le cahier de liste d'attente compte plus de 60 noms (j'ai compté 64), en grande majorité des clientes coréennes et chinoises de passage à Paris 2 ou 3 jours : liste peu exploitable, la plupart seront reparties à l'arrivée du stock.</w:t>
       </w:r>
     </w:p>
     <w:p>
@@ -562,7 +562,7 @@
         <w:pStyle w:val="ListBullet"/>
       </w:pPr>
       <w:r>
-        <w:t>Les vendeuses proposent la Maire beige et marine : quelques essais, très peu de conversion d'après Karim (je pense qu'il faut insister davantage, la beige est très jolie portée).</w:t>
+        <w:t>Les vendeuses proposent la Aurea beige et marine : quelques essais, très peu de conversion d'après Karim (je pense qu'il faut insister davantage, la beige est très jolie portée).</w:t>
       </w:r>
     </w:p>
     <w:p>
@@ -570,7 +570,7 @@
         <w:pStyle w:val="ListBullet"/>
       </w:pPr>
       <w:r>
-        <w:t>Ambrine marron : tailles 0, 1 et 2 absentes, demandée tous les jours. Reste du 3 et du 4.</w:t>
+        <w:t>Amalia marron : tailles 0, 1 et 2 absentes, demandée tous les jours. Reste du 3 et du 4.</w:t>
       </w:r>
     </w:p>
     <w:p>
@@ -586,7 +586,7 @@
         <w:pStyle w:val="ListBullet"/>
       </w:pPr>
       <w:r>
-        <w:t xml:space="preserve">TIB : 9 retours fermeture éclair depuis le 29/09, rangés dans un carton en réserve, pas encore de procédure officielle reçue. </w:t>
+        <w:t xml:space="preserve">VEL : 9 retours fermeture éclair depuis le 29/09, rangés dans un carton en réserve, pas encore de procédure officielle reçue. </w:t>
       </w:r>
     </w:p>
     <w:p>
@@ -594,7 +594,7 @@
         <w:pStyle w:val="ListBullet"/>
       </w:pPr>
       <w:r>
-        <w:t>Polaris : 1 cape vendue, retours clients 'taille petit' sur le blouson oversize.</w:t>
+        <w:t>Astra : 1 cape vendue, retours clients 'taille petit' sur le blouson oversize.</w:t>
       </w:r>
     </w:p>
     <w:p>
@@ -655,7 +655,7 @@
           </w:tcPr>
           <w:p>
             <w:r>
-              <w:t>Demander priorité d'allocation Maire noire PAR01/PAR02 sur l'arrivage du 16/10</w:t>
+              <w:t>Demander priorité d'allocation Aurea noire PAR01/PAR02 sur l'arrivage du 16/10</w:t>
             </w:r>
           </w:p>
         </w:tc>
@@ -687,7 +687,7 @@
           </w:tcPr>
           <w:p>
             <w:r>
-              <w:t>Former l'équipe à la vente de la Maire beige comme alternative</w:t>
+              <w:t>Former l'équipe à la vente de la Aurea beige comme alternative</w:t>
             </w:r>
           </w:p>
         </w:tc>
@@ -751,7 +751,7 @@
           </w:tcPr>
           <w:p>
             <w:r>
-              <w:t>Retours TIB : attendre consigne qualité</w:t>
+              <w:t>Retours VEL : attendre consigne qualité</w:t>
             </w:r>
           </w:p>
         </w:tc>
